--- a/docs/export/04_ARCHITECTURE.docx
+++ b/docs/export/04_ARCHITECTURE.docx
@@ -131,6 +131,32 @@
       </w:tr>
     </w:tbl>
     <w:p/>
+    <w:p>
+      <w:r>
+        <w:rPr>
+          <w:b/>
+        </w:rPr>
+        <w:t>Phạm vi:</w:t>
+      </w:r>
+      <w:r>
+        <w:t xml:space="preserve"> chỉ lore Elden Ring base game. Không thu thập/index nội dung DLC (bao gồm Shadow of the Erdtree) hoặc Elden Ring Nightreign. </w:t>
+      </w:r>
+      <w:r>
+        <w:rPr>
+          <w:rFonts w:ascii="Consolas" w:hAnsi="Consolas"/>
+          <w:sz w:val="19"/>
+        </w:rPr>
+        <w:t>game_scope=base</w:t>
+      </w:r>
+      <w:r>
+        <w:t xml:space="preserve"> là ràng buộc của cả ingestion, retrieval và web fallback; trang có nội dung trộn phải lọc theo section, phần chưa xác định cần kiểm tra thủ công.</w:t>
+      </w:r>
+    </w:p>
+    <w:p>
+      <w:r>
+        <w:t>Quy trình Git áp dụng theo [quy_uoc.md](quy_uoc.md): feature tách từ develop, PR về develop và Mentor review trước khi merge.</w:t>
+      </w:r>
+    </w:p>
     <w:p>
       <w:pPr>
         <w:pStyle w:val="Heading1"/>
@@ -2603,6 +2629,11 @@
     </w:tbl>
     <w:p/>
     <w:p>
+      <w:r>
+        <w:t>Thêm nguồn dữ liệu chỉ được bổ sung lore base game; hỗ trợ DLC hoặc Nightreign là thay đổi phạm vi và không thuộc kế hoạch hiện tại.</w:t>
+      </w:r>
+    </w:p>
+    <w:p>
       <w:pPr>
         <w:pStyle w:val="Heading1"/>
       </w:pPr>

--- a/docs/export/04_ARCHITECTURE.docx
+++ b/docs/export/04_ARCHITECTURE.docx
@@ -139,7 +139,7 @@
         <w:t>Phạm vi:</w:t>
       </w:r>
       <w:r>
-        <w:t xml:space="preserve"> chỉ lore Elden Ring base game. Không thu thập/index nội dung DLC (bao gồm Shadow of the Erdtree) hoặc Elden Ring Nightreign. </w:t>
+        <w:t xml:space="preserve"> lore Elden Ring base game. </w:t>
       </w:r>
       <w:r>
         <w:rPr>
@@ -149,7 +149,7 @@
         <w:t>game_scope=base</w:t>
       </w:r>
       <w:r>
-        <w:t xml:space="preserve"> là ràng buộc của cả ingestion, retrieval và web fallback; trang có nội dung trộn phải lọc theo section, phần chưa xác định cần kiểm tra thủ công.</w:t>
+        <w:t xml:space="preserve"> áp dụng cho ingestion, retrieval và web fallback.</w:t>
       </w:r>
     </w:p>
     <w:p>
@@ -2630,7 +2630,7 @@
     <w:p/>
     <w:p>
       <w:r>
-        <w:t>Thêm nguồn dữ liệu chỉ được bổ sung lore base game; hỗ trợ DLC hoặc Nightreign là thay đổi phạm vi và không thuộc kế hoạch hiện tại.</w:t>
+        <w:t>Nguồn dữ liệu mới phải cung cấp lore Elden Ring base game.</w:t>
       </w:r>
     </w:p>
     <w:p>

--- a/docs/export/04_ARCHITECTURE.docx
+++ b/docs/export/04_ARCHITECTURE.docx
@@ -20,16 +20,19 @@
         <w:tblLook w:firstColumn="1" w:firstRow="1" w:lastColumn="0" w:lastRow="0" w:noHBand="0" w:noVBand="1" w:val="04A0"/>
       </w:tblPr>
       <w:tblGrid>
-        <w:gridCol w:w="4320"/>
-        <w:gridCol w:w="4320"/>
+        <w:gridCol w:w="4680"/>
+        <w:gridCol w:w="4680"/>
       </w:tblGrid>
       <w:tr>
         <w:tc>
           <w:tcPr>
-            <w:tcW w:type="dxa" w:w="4320"/>
+            <w:tcW w:type="dxa" w:w="4680"/>
             <w:shd w:val="clear" w:color="auto" w:fill="D9C48A"/>
           </w:tcPr>
           <w:p>
+            <w:pPr>
+              <w:spacing w:before="60" w:after="60"/>
+            </w:pPr>
             <w:r>
               <w:rPr>
                 <w:b/>
@@ -40,10 +43,13 @@
         </w:tc>
         <w:tc>
           <w:tcPr>
-            <w:tcW w:type="dxa" w:w="4320"/>
+            <w:tcW w:type="dxa" w:w="4680"/>
             <w:shd w:val="clear" w:color="auto" w:fill="D9C48A"/>
           </w:tcPr>
           <w:p>
+            <w:pPr>
+              <w:spacing w:before="60" w:after="60"/>
+            </w:pPr>
             <w:r>
               <w:rPr>
                 <w:b/>
@@ -56,9 +62,12 @@
       <w:tr>
         <w:tc>
           <w:tcPr>
-            <w:tcW w:type="dxa" w:w="4320"/>
+            <w:tcW w:type="dxa" w:w="4680"/>
           </w:tcPr>
           <w:p>
+            <w:pPr>
+              <w:spacing w:before="40" w:after="40"/>
+            </w:pPr>
             <w:r>
               <w:rPr>
                 <w:sz w:val="19"/>
@@ -74,9 +83,12 @@
         </w:tc>
         <w:tc>
           <w:tcPr>
-            <w:tcW w:type="dxa" w:w="4320"/>
+            <w:tcW w:type="dxa" w:w="4680"/>
           </w:tcPr>
           <w:p>
+            <w:pPr>
+              <w:spacing w:before="40" w:after="40"/>
+            </w:pPr>
             <w:r>
               <w:rPr>
                 <w:sz w:val="19"/>
@@ -94,9 +106,12 @@
       <w:tr>
         <w:tc>
           <w:tcPr>
-            <w:tcW w:type="dxa" w:w="4320"/>
+            <w:tcW w:type="dxa" w:w="4680"/>
           </w:tcPr>
           <w:p>
+            <w:pPr>
+              <w:spacing w:before="40" w:after="40"/>
+            </w:pPr>
             <w:r>
               <w:rPr>
                 <w:sz w:val="19"/>
@@ -112,9 +127,12 @@
         </w:tc>
         <w:tc>
           <w:tcPr>
-            <w:tcW w:type="dxa" w:w="4320"/>
+            <w:tcW w:type="dxa" w:w="4680"/>
           </w:tcPr>
           <w:p>
+            <w:pPr>
+              <w:spacing w:before="40" w:after="40"/>
+            </w:pPr>
             <w:r>
               <w:rPr>
                 <w:sz w:val="19"/>
@@ -132,6 +150,9 @@
     </w:tbl>
     <w:p/>
     <w:p>
+      <w:pPr>
+        <w:spacing w:before="20" w:after="60"/>
+      </w:pPr>
       <w:r>
         <w:rPr>
           <w:b/>
@@ -153,8 +174,21 @@
       </w:r>
     </w:p>
     <w:p>
+      <w:pPr>
+        <w:spacing w:before="20" w:after="60"/>
+      </w:pPr>
       <w:r>
-        <w:t>Quy trình Git áp dụng theo [quy_uoc.md](quy_uoc.md): feature tách từ develop, PR về develop và Mentor review trước khi merge.</w:t>
+        <w:t xml:space="preserve">Quy trình Git áp dụng theo </w:t>
+      </w:r>
+      <w:r>
+        <w:rPr>
+          <w:color w:val="0969DA"/>
+          <w:u w:val="single"/>
+        </w:rPr>
+        <w:t>quy_uoc.md</w:t>
+      </w:r>
+      <w:r>
+        <w:t>: feature tách từ develop, PR về develop và Mentor review trước khi merge.</w:t>
       </w:r>
     </w:p>
     <w:p>
@@ -165,120 +199,131 @@
         <w:t>1. Cây thư mục</w:t>
       </w:r>
     </w:p>
-    <w:p>
-      <w:r>
-        <w:rPr>
-          <w:rFonts w:ascii="Consolas" w:hAnsi="Consolas"/>
-          <w:sz w:val="17"/>
-        </w:rPr>
-        <w:t>Index-Beast/</w:t>
-        <w:br/>
-        <w:t>├─ backend/</w:t>
-        <w:br/>
-        <w:t>│  ├─ core/                 # DÙNG CHUNG (online + offline), không I/O mạng ngoài DB/Qdrant</w:t>
-        <w:br/>
-        <w:t>│  │  ├─ config.py          # toàn bộ tham số</w:t>
-        <w:br/>
-        <w:t>│  │  ├─ logging.py         # log JSON + request_id / job_id</w:t>
-        <w:br/>
-        <w:t>│  │  ├─ errors.py</w:t>
-        <w:br/>
-        <w:t>│  │  ├─ ids.py             # id ổn định → upsert idempotent</w:t>
-        <w:br/>
-        <w:t>│  │  ├─ types.py           # hợp đồng dữ liệu giữa các bước</w:t>
-        <w:br/>
-        <w:t>│  │  ├─ db/                # session, models, repositories</w:t>
-        <w:br/>
-        <w:t>│  │  ├─ vector/            # schema collection, store (upsert, hybrid search)</w:t>
-        <w:br/>
-        <w:t>│  │  ├─ encoders/          # e5-small, bm25, reranker (ONNX)</w:t>
-        <w:br/>
-        <w:t>│  │  └─ text/              # html_clean, sections, normalize, chunking (thuần, không I/O)</w:t>
-        <w:br/>
-        <w:t>│  │</w:t>
-        <w:br/>
-        <w:t>│  ├─ app/                  # ONLINE — API</w:t>
-        <w:br/>
-        <w:t>│  │  ├─ main.py, context.py</w:t>
-        <w:br/>
-        <w:t>│  │  ├─ api/               # HTTP: routes/, schemas/, deps.py, router.py</w:t>
-        <w:br/>
-        <w:t>│  │  ├─ services/          # nghiệp vụ: chat_service, feedback_service</w:t>
-        <w:br/>
-        <w:t>│  │  ├─ rag/               # pipeline, rewrite, retriever, reranker, generator, web_fallback, trace, prompts/</w:t>
-        <w:br/>
-        <w:t>│  │  └─ adapters/          # bên ngoài: llm (DeepSeek), redis, web_search (DuckDuckGo)</w:t>
-        <w:br/>
-        <w:t>│  │</w:t>
-        <w:br/>
-        <w:t>│  ├─ ingest/               # OFFLINE — pipeline dữ liệu</w:t>
-        <w:br/>
-        <w:t>│  │  ├─ __main__.py        # CLI</w:t>
-        <w:br/>
-        <w:t>│  │  ├─ config/sources.toml</w:t>
-        <w:br/>
-        <w:t>│  │  ├─ settings.py, jobs.py</w:t>
-        <w:br/>
-        <w:t>│  │  ├─ sources/           # plugin nguồn: base, wikigg, wikipedia, fanapis</w:t>
-        <w:br/>
-        <w:t>│  │  ├─ crawl/             # 1. tải thô</w:t>
-        <w:br/>
-        <w:t>│  │  ├─ filter/            # 2. giữ/bỏ + lý do, khử trùng lặp</w:t>
-        <w:br/>
-        <w:t>│  │  ├─ transform/         # 3. làm sạch + metadata</w:t>
-        <w:br/>
-        <w:t>│  │  ├─ chunk/             # 4. chia đoạn</w:t>
-        <w:br/>
-        <w:t>│  │  ├─ index/             # 5. embed + ghi Qdrant/PG</w:t>
-        <w:br/>
-        <w:t>│  │  ├─ entities/          # alias thực thể</w:t>
-        <w:br/>
-        <w:t>│  │  └─ debug/             # inspect_page, report</w:t>
-        <w:br/>
-        <w:t>│  │</w:t>
-        <w:br/>
-        <w:t>│  ├─ eval/                 # golden_set.jsonl, retrieval.py, answer.py, reports/</w:t>
-        <w:br/>
-        <w:t>│  ├─ migrations/           # Alembic</w:t>
-        <w:br/>
-        <w:t>│  ├─ tests/                # unit/, integration/, fixtures/</w:t>
-        <w:br/>
-        <w:t>│  └─ data/                 # (gitignore) artifact từng bước ingest — xem §3</w:t>
-        <w:br/>
-        <w:t>│</w:t>
-        <w:br/>
-        <w:t>├─ web/src/                 # api/, pages/, components/{chat,layout}/, hooks/, lib/, styles/</w:t>
-        <w:br/>
-        <w:t>├─ bot/src/                 # api/, commands/, interactions/, utils/, deploy-commands.ts</w:t>
-        <w:br/>
-        <w:t>├─ infra/                   # Caddyfile, caddy.Dockerfile</w:t>
-        <w:br/>
-        <w:t>├─ scripts/                 # deploy.sh, backup.sh, ingest-weekly.sh</w:t>
-        <w:br/>
-        <w:t>├─ docs/  planning/</w:t>
-        <w:br/>
-        <w:t>├─ docker-compose.yml  .env.example  .github/workflows/ci.yml</w:t>
-      </w:r>
-    </w:p>
+    <w:tbl>
+      <w:tblPr>
+        <w:tblStyle w:val="TableGrid"/>
+        <w:tblW w:type="auto" w:w="0"/>
+        <w:tblLook w:firstColumn="1" w:firstRow="1" w:lastColumn="0" w:lastRow="0" w:noHBand="0" w:noVBand="1" w:val="04A0"/>
+      </w:tblPr>
+      <w:tblGrid>
+        <w:gridCol w:w="9360"/>
+      </w:tblGrid>
+      <w:tr>
+        <w:tc>
+          <w:tcPr>
+            <w:tcW w:type="dxa" w:w="9360"/>
+            <w:shd w:val="clear" w:color="auto" w:fill="F6F8FA"/>
+          </w:tcPr>
+          <w:p>
+            <w:pPr>
+              <w:spacing w:before="80" w:after="80" w:line="276" w:lineRule="auto"/>
+            </w:pPr>
+            <w:r/>
+            <w:r>
+              <w:rPr>
+                <w:rFonts w:ascii="Consolas" w:hAnsi="Consolas"/>
+                <w:color w:val="24292F"/>
+                <w:sz w:val="17"/>
+              </w:rPr>
+              <w:t>Index-Beast/</w:t>
+              <w:br/>
+              <w:t>├─ backend/</w:t>
+              <w:br/>
+              <w:t>│  ├─ core/                 # DÙNG CHUNG (online + offline), không I/O mạng ngoài DB/Qdrant</w:t>
+              <w:br/>
+              <w:t>│  │  ├─ config.py          # toàn bộ tham số</w:t>
+              <w:br/>
+              <w:t>│  │  ├─ logging.py         # log JSON + request_id / job_id</w:t>
+              <w:br/>
+              <w:t>│  │  ├─ errors.py</w:t>
+              <w:br/>
+              <w:t>│  │  ├─ ids.py             # id ổn định → upsert idempotent</w:t>
+              <w:br/>
+              <w:t>│  │  ├─ types.py           # hợp đồng dữ liệu giữa các bước</w:t>
+              <w:br/>
+              <w:t>│  │  ├─ db/                # session, models, repositories</w:t>
+              <w:br/>
+              <w:t>│  │  ├─ vector/            # schema collection, store (upsert, hybrid search)</w:t>
+              <w:br/>
+              <w:t>│  │  ├─ encoders/          # e5-small, bm25, reranker (ONNX)</w:t>
+              <w:br/>
+              <w:t>│  │  └─ text/              # html_clean, sections, normalize, chunking (thuần, không I/O)</w:t>
+              <w:br/>
+              <w:t>│  │</w:t>
+              <w:br/>
+              <w:t>│  ├─ app/                  # ONLINE — API</w:t>
+              <w:br/>
+              <w:t>│  │  ├─ main.py, context.py</w:t>
+              <w:br/>
+              <w:t>│  │  ├─ api/               # HTTP: routes/, schemas/, deps.py, router.py</w:t>
+              <w:br/>
+              <w:t>│  │  ├─ services/          # nghiệp vụ: chat_service, feedback_service</w:t>
+              <w:br/>
+              <w:t>│  │  ├─ rag/               # pipeline, rewrite, retriever, reranker, generator, web_fallback, trace, prompts/</w:t>
+              <w:br/>
+              <w:t>│  │  └─ adapters/          # bên ngoài: llm (DeepSeek), redis, web_search (DuckDuckGo)</w:t>
+              <w:br/>
+              <w:t>│  │</w:t>
+              <w:br/>
+              <w:t>│  ├─ ingest/               # OFFLINE — pipeline dữ liệu</w:t>
+              <w:br/>
+              <w:t>│  │  ├─ __main__.py        # CLI</w:t>
+              <w:br/>
+              <w:t>│  │  ├─ config/sources.toml</w:t>
+              <w:br/>
+              <w:t>│  │  ├─ settings.py, jobs.py</w:t>
+              <w:br/>
+              <w:t>│  │  ├─ sources/           # plugin nguồn: base, wikigg, wikipedia, fanapis</w:t>
+              <w:br/>
+              <w:t>│  │  ├─ crawl/             # 1. tải thô</w:t>
+              <w:br/>
+              <w:t>│  │  ├─ filter/            # 2. giữ/bỏ + lý do, khử trùng lặp</w:t>
+              <w:br/>
+              <w:t>│  │  ├─ transform/         # 3. làm sạch + metadata</w:t>
+              <w:br/>
+              <w:t>│  │  ├─ chunk/             # 4. chia đoạn</w:t>
+              <w:br/>
+              <w:t>│  │  ├─ index/             # 5. embed + ghi Qdrant/PG</w:t>
+              <w:br/>
+              <w:t>│  │  ├─ entities/          # alias thực thể</w:t>
+              <w:br/>
+              <w:t>│  │  └─ debug/             # inspect_page, report</w:t>
+              <w:br/>
+              <w:t>│  │</w:t>
+              <w:br/>
+              <w:t>│  ├─ eval/                 # golden_set.jsonl, retrieval.py, answer.py, reports/</w:t>
+              <w:br/>
+              <w:t>│  ├─ migrations/           # Alembic</w:t>
+              <w:br/>
+              <w:t>│  ├─ tests/                # unit/, integration/, fixtures/</w:t>
+              <w:br/>
+              <w:t>│  └─ data/                 # (gitignore) artifact từng bước ingest — xem §3</w:t>
+              <w:br/>
+              <w:t>│</w:t>
+              <w:br/>
+              <w:t>├─ web/src/                 # api/, pages/, components/{chat,layout}/, hooks/, lib/, styles/</w:t>
+              <w:br/>
+              <w:t>├─ bot/src/                 # api/, commands/, interactions/, utils/, deploy-commands.ts</w:t>
+              <w:br/>
+              <w:t>├─ infra/                   # Caddyfile, caddy.Dockerfile</w:t>
+              <w:br/>
+              <w:t>├─ scripts/                 # deploy.sh, backup.sh, ingest-weekly.sh</w:t>
+              <w:br/>
+              <w:t>├─ docs/  planning/</w:t>
+              <w:br/>
+              <w:t>├─ docker-compose.yml  .env.example  .github/workflows/ci.yml</w:t>
+            </w:r>
+          </w:p>
+        </w:tc>
+      </w:tr>
+    </w:tbl>
+    <w:p/>
     <w:p>
       <w:pPr>
         <w:pStyle w:val="Heading1"/>
       </w:pPr>
       <w:r>
         <w:t>2. Quy tắc phụ thuộc</w:t>
-      </w:r>
-    </w:p>
-    <w:p>
-      <w:r>
-        <w:rPr>
-          <w:rFonts w:ascii="Consolas" w:hAnsi="Consolas"/>
-          <w:sz w:val="17"/>
-        </w:rPr>
-        <w:t>app/api → app/services → app/rag → app/adapters ─┐</w:t>
-        <w:br/>
-        <w:t xml:space="preserve">                                                 ├─► core/</w:t>
-        <w:br/>
-        <w:t>ingest/&lt;bước&gt; ───────────────────────────────────┘</w:t>
       </w:r>
     </w:p>
     <w:tbl>
@@ -288,16 +333,56 @@
         <w:tblLook w:firstColumn="1" w:firstRow="1" w:lastColumn="0" w:lastRow="0" w:noHBand="0" w:noVBand="1" w:val="04A0"/>
       </w:tblPr>
       <w:tblGrid>
-        <w:gridCol w:w="4320"/>
-        <w:gridCol w:w="4320"/>
+        <w:gridCol w:w="9360"/>
       </w:tblGrid>
       <w:tr>
         <w:tc>
           <w:tcPr>
-            <w:tcW w:type="dxa" w:w="4320"/>
+            <w:tcW w:type="dxa" w:w="9360"/>
+            <w:shd w:val="clear" w:color="auto" w:fill="F6F8FA"/>
+          </w:tcPr>
+          <w:p>
+            <w:pPr>
+              <w:spacing w:before="80" w:after="80" w:line="276" w:lineRule="auto"/>
+            </w:pPr>
+            <w:r/>
+            <w:r>
+              <w:rPr>
+                <w:rFonts w:ascii="Consolas" w:hAnsi="Consolas"/>
+                <w:color w:val="24292F"/>
+                <w:sz w:val="17"/>
+              </w:rPr>
+              <w:t>app/api → app/services → app/rag → app/adapters ─┐</w:t>
+              <w:br/>
+              <w:t xml:space="preserve">                                                 ├─► core/</w:t>
+              <w:br/>
+              <w:t>ingest/&lt;bước&gt; ───────────────────────────────────┘</w:t>
+            </w:r>
+          </w:p>
+        </w:tc>
+      </w:tr>
+    </w:tbl>
+    <w:p/>
+    <w:tbl>
+      <w:tblPr>
+        <w:tblStyle w:val="TableGrid"/>
+        <w:tblW w:type="auto" w:w="0"/>
+        <w:tblLook w:firstColumn="1" w:firstRow="1" w:lastColumn="0" w:lastRow="0" w:noHBand="0" w:noVBand="1" w:val="04A0"/>
+      </w:tblPr>
+      <w:tblGrid>
+        <w:gridCol w:w="4680"/>
+        <w:gridCol w:w="4680"/>
+      </w:tblGrid>
+      <w:tr>
+        <w:tc>
+          <w:tcPr>
+            <w:tcW w:type="dxa" w:w="4680"/>
             <w:shd w:val="clear" w:color="auto" w:fill="D9C48A"/>
           </w:tcPr>
           <w:p>
+            <w:pPr>
+              <w:spacing w:before="60" w:after="60"/>
+            </w:pPr>
             <w:r>
               <w:rPr>
                 <w:b/>
@@ -315,10 +400,13 @@
         </w:tc>
         <w:tc>
           <w:tcPr>
-            <w:tcW w:type="dxa" w:w="4320"/>
+            <w:tcW w:type="dxa" w:w="4680"/>
             <w:shd w:val="clear" w:color="auto" w:fill="D9C48A"/>
           </w:tcPr>
           <w:p>
+            <w:pPr>
+              <w:spacing w:before="60" w:after="60"/>
+            </w:pPr>
             <w:r>
               <w:rPr>
                 <w:b/>
@@ -338,9 +426,12 @@
       <w:tr>
         <w:tc>
           <w:tcPr>
-            <w:tcW w:type="dxa" w:w="4320"/>
+            <w:tcW w:type="dxa" w:w="4680"/>
           </w:tcPr>
           <w:p>
+            <w:pPr>
+              <w:spacing w:before="40" w:after="40"/>
+            </w:pPr>
             <w:r>
               <w:rPr>
                 <w:sz w:val="19"/>
@@ -383,9 +474,12 @@
         </w:tc>
         <w:tc>
           <w:tcPr>
-            <w:tcW w:type="dxa" w:w="4320"/>
+            <w:tcW w:type="dxa" w:w="4680"/>
           </w:tcPr>
           <w:p>
+            <w:pPr>
+              <w:spacing w:before="40" w:after="40"/>
+            </w:pPr>
             <w:r>
               <w:rPr>
                 <w:sz w:val="19"/>
@@ -403,9 +497,12 @@
       <w:tr>
         <w:tc>
           <w:tcPr>
-            <w:tcW w:type="dxa" w:w="4320"/>
+            <w:tcW w:type="dxa" w:w="4680"/>
           </w:tcPr>
           <w:p>
+            <w:pPr>
+              <w:spacing w:before="40" w:after="40"/>
+            </w:pPr>
             <w:r>
               <w:rPr>
                 <w:sz w:val="19"/>
@@ -441,9 +538,12 @@
         </w:tc>
         <w:tc>
           <w:tcPr>
-            <w:tcW w:type="dxa" w:w="4320"/>
+            <w:tcW w:type="dxa" w:w="4680"/>
           </w:tcPr>
           <w:p>
+            <w:pPr>
+              <w:spacing w:before="40" w:after="40"/>
+            </w:pPr>
             <w:r>
               <w:rPr>
                 <w:sz w:val="19"/>
@@ -461,9 +561,12 @@
       <w:tr>
         <w:tc>
           <w:tcPr>
-            <w:tcW w:type="dxa" w:w="4320"/>
+            <w:tcW w:type="dxa" w:w="4680"/>
           </w:tcPr>
           <w:p>
+            <w:pPr>
+              <w:spacing w:before="40" w:after="40"/>
+            </w:pPr>
             <w:r>
               <w:rPr>
                 <w:sz w:val="19"/>
@@ -486,9 +589,12 @@
         </w:tc>
         <w:tc>
           <w:tcPr>
-            <w:tcW w:type="dxa" w:w="4320"/>
+            <w:tcW w:type="dxa" w:w="4680"/>
           </w:tcPr>
           <w:p>
+            <w:pPr>
+              <w:spacing w:before="40" w:after="40"/>
+            </w:pPr>
             <w:r>
               <w:rPr>
                 <w:sz w:val="19"/>
@@ -506,9 +612,12 @@
       <w:tr>
         <w:tc>
           <w:tcPr>
-            <w:tcW w:type="dxa" w:w="4320"/>
+            <w:tcW w:type="dxa" w:w="4680"/>
           </w:tcPr>
           <w:p>
+            <w:pPr>
+              <w:spacing w:before="40" w:after="40"/>
+            </w:pPr>
             <w:r>
               <w:rPr>
                 <w:sz w:val="19"/>
@@ -544,9 +653,12 @@
         </w:tc>
         <w:tc>
           <w:tcPr>
-            <w:tcW w:type="dxa" w:w="4320"/>
+            <w:tcW w:type="dxa" w:w="4680"/>
           </w:tcPr>
           <w:p>
+            <w:pPr>
+              <w:spacing w:before="40" w:after="40"/>
+            </w:pPr>
             <w:r>
               <w:rPr>
                 <w:sz w:val="19"/>
@@ -564,9 +676,12 @@
       <w:tr>
         <w:tc>
           <w:tcPr>
-            <w:tcW w:type="dxa" w:w="4320"/>
+            <w:tcW w:type="dxa" w:w="4680"/>
           </w:tcPr>
           <w:p>
+            <w:pPr>
+              <w:spacing w:before="40" w:after="40"/>
+            </w:pPr>
             <w:r>
               <w:rPr>
                 <w:sz w:val="19"/>
@@ -589,9 +704,12 @@
         </w:tc>
         <w:tc>
           <w:tcPr>
-            <w:tcW w:type="dxa" w:w="4320"/>
+            <w:tcW w:type="dxa" w:w="4680"/>
           </w:tcPr>
           <w:p>
+            <w:pPr>
+              <w:spacing w:before="40" w:after="40"/>
+            </w:pPr>
             <w:r>
               <w:rPr>
                 <w:sz w:val="19"/>
@@ -609,9 +727,12 @@
       <w:tr>
         <w:tc>
           <w:tcPr>
-            <w:tcW w:type="dxa" w:w="4320"/>
+            <w:tcW w:type="dxa" w:w="4680"/>
           </w:tcPr>
           <w:p>
+            <w:pPr>
+              <w:spacing w:before="40" w:after="40"/>
+            </w:pPr>
             <w:r>
               <w:rPr>
                 <w:sz w:val="19"/>
@@ -647,9 +768,12 @@
         </w:tc>
         <w:tc>
           <w:tcPr>
-            <w:tcW w:type="dxa" w:w="4320"/>
+            <w:tcW w:type="dxa" w:w="4680"/>
           </w:tcPr>
           <w:p>
+            <w:pPr>
+              <w:spacing w:before="40" w:after="40"/>
+            </w:pPr>
             <w:r>
               <w:rPr>
                 <w:sz w:val="19"/>
@@ -675,6 +799,9 @@
       </w:r>
     </w:p>
     <w:p>
+      <w:pPr>
+        <w:spacing w:before="20" w:after="60"/>
+      </w:pPr>
       <w:r>
         <w:t xml:space="preserve">Mỗi bước </w:t>
       </w:r>
@@ -695,19 +822,22 @@
         <w:tblLook w:firstColumn="1" w:firstRow="1" w:lastColumn="0" w:lastRow="0" w:noHBand="0" w:noVBand="1" w:val="04A0"/>
       </w:tblPr>
       <w:tblGrid>
-        <w:gridCol w:w="1728"/>
-        <w:gridCol w:w="1728"/>
-        <w:gridCol w:w="1728"/>
-        <w:gridCol w:w="1728"/>
-        <w:gridCol w:w="1728"/>
+        <w:gridCol w:w="1872"/>
+        <w:gridCol w:w="1872"/>
+        <w:gridCol w:w="1872"/>
+        <w:gridCol w:w="1872"/>
+        <w:gridCol w:w="1872"/>
       </w:tblGrid>
       <w:tr>
         <w:tc>
           <w:tcPr>
-            <w:tcW w:type="dxa" w:w="1728"/>
+            <w:tcW w:type="dxa" w:w="1872"/>
             <w:shd w:val="clear" w:color="auto" w:fill="D9C48A"/>
           </w:tcPr>
           <w:p>
+            <w:pPr>
+              <w:spacing w:before="60" w:after="60"/>
+            </w:pPr>
             <w:r>
               <w:rPr>
                 <w:b/>
@@ -725,10 +855,13 @@
         </w:tc>
         <w:tc>
           <w:tcPr>
-            <w:tcW w:type="dxa" w:w="1728"/>
+            <w:tcW w:type="dxa" w:w="1872"/>
             <w:shd w:val="clear" w:color="auto" w:fill="D9C48A"/>
           </w:tcPr>
           <w:p>
+            <w:pPr>
+              <w:spacing w:before="60" w:after="60"/>
+            </w:pPr>
             <w:r>
               <w:rPr>
                 <w:b/>
@@ -746,10 +879,13 @@
         </w:tc>
         <w:tc>
           <w:tcPr>
-            <w:tcW w:type="dxa" w:w="1728"/>
+            <w:tcW w:type="dxa" w:w="1872"/>
             <w:shd w:val="clear" w:color="auto" w:fill="D9C48A"/>
           </w:tcPr>
           <w:p>
+            <w:pPr>
+              <w:spacing w:before="60" w:after="60"/>
+            </w:pPr>
             <w:r>
               <w:rPr>
                 <w:b/>
@@ -767,10 +903,13 @@
         </w:tc>
         <w:tc>
           <w:tcPr>
-            <w:tcW w:type="dxa" w:w="1728"/>
+            <w:tcW w:type="dxa" w:w="1872"/>
             <w:shd w:val="clear" w:color="auto" w:fill="D9C48A"/>
           </w:tcPr>
           <w:p>
+            <w:pPr>
+              <w:spacing w:before="60" w:after="60"/>
+            </w:pPr>
             <w:r>
               <w:rPr>
                 <w:b/>
@@ -788,10 +927,13 @@
         </w:tc>
         <w:tc>
           <w:tcPr>
-            <w:tcW w:type="dxa" w:w="1728"/>
+            <w:tcW w:type="dxa" w:w="1872"/>
             <w:shd w:val="clear" w:color="auto" w:fill="D9C48A"/>
           </w:tcPr>
           <w:p>
+            <w:pPr>
+              <w:spacing w:before="60" w:after="60"/>
+            </w:pPr>
             <w:r>
               <w:rPr>
                 <w:b/>
@@ -811,9 +953,12 @@
       <w:tr>
         <w:tc>
           <w:tcPr>
-            <w:tcW w:type="dxa" w:w="1728"/>
+            <w:tcW w:type="dxa" w:w="1872"/>
           </w:tcPr>
           <w:p>
+            <w:pPr>
+              <w:spacing w:before="40" w:after="40"/>
+            </w:pPr>
             <w:r>
               <w:rPr>
                 <w:sz w:val="19"/>
@@ -829,9 +974,12 @@
         </w:tc>
         <w:tc>
           <w:tcPr>
-            <w:tcW w:type="dxa" w:w="1728"/>
+            <w:tcW w:type="dxa" w:w="1872"/>
           </w:tcPr>
           <w:p>
+            <w:pPr>
+              <w:spacing w:before="40" w:after="40"/>
+            </w:pPr>
             <w:r>
               <w:rPr>
                 <w:sz w:val="19"/>
@@ -847,9 +995,12 @@
         </w:tc>
         <w:tc>
           <w:tcPr>
-            <w:tcW w:type="dxa" w:w="1728"/>
+            <w:tcW w:type="dxa" w:w="1872"/>
           </w:tcPr>
           <w:p>
+            <w:pPr>
+              <w:spacing w:before="40" w:after="40"/>
+            </w:pPr>
             <w:r>
               <w:rPr>
                 <w:sz w:val="19"/>
@@ -866,9 +1017,12 @@
         </w:tc>
         <w:tc>
           <w:tcPr>
-            <w:tcW w:type="dxa" w:w="1728"/>
+            <w:tcW w:type="dxa" w:w="1872"/>
           </w:tcPr>
           <w:p>
+            <w:pPr>
+              <w:spacing w:before="40" w:after="40"/>
+            </w:pPr>
             <w:r>
               <w:rPr>
                 <w:sz w:val="19"/>
@@ -884,9 +1038,12 @@
         </w:tc>
         <w:tc>
           <w:tcPr>
-            <w:tcW w:type="dxa" w:w="1728"/>
+            <w:tcW w:type="dxa" w:w="1872"/>
           </w:tcPr>
           <w:p>
+            <w:pPr>
+              <w:spacing w:before="40" w:after="40"/>
+            </w:pPr>
             <w:r>
               <w:rPr>
                 <w:sz w:val="19"/>
@@ -911,9 +1068,12 @@
       <w:tr>
         <w:tc>
           <w:tcPr>
-            <w:tcW w:type="dxa" w:w="1728"/>
+            <w:tcW w:type="dxa" w:w="1872"/>
           </w:tcPr>
           <w:p>
+            <w:pPr>
+              <w:spacing w:before="40" w:after="40"/>
+            </w:pPr>
             <w:r>
               <w:rPr>
                 <w:sz w:val="19"/>
@@ -929,9 +1089,12 @@
         </w:tc>
         <w:tc>
           <w:tcPr>
-            <w:tcW w:type="dxa" w:w="1728"/>
+            <w:tcW w:type="dxa" w:w="1872"/>
           </w:tcPr>
           <w:p>
+            <w:pPr>
+              <w:spacing w:before="40" w:after="40"/>
+            </w:pPr>
             <w:r>
               <w:rPr>
                 <w:sz w:val="19"/>
@@ -947,9 +1110,12 @@
         </w:tc>
         <w:tc>
           <w:tcPr>
-            <w:tcW w:type="dxa" w:w="1728"/>
+            <w:tcW w:type="dxa" w:w="1872"/>
           </w:tcPr>
           <w:p>
+            <w:pPr>
+              <w:spacing w:before="40" w:after="40"/>
+            </w:pPr>
             <w:r>
               <w:rPr>
                 <w:sz w:val="19"/>
@@ -966,9 +1132,12 @@
         </w:tc>
         <w:tc>
           <w:tcPr>
-            <w:tcW w:type="dxa" w:w="1728"/>
+            <w:tcW w:type="dxa" w:w="1872"/>
           </w:tcPr>
           <w:p>
+            <w:pPr>
+              <w:spacing w:before="40" w:after="40"/>
+            </w:pPr>
             <w:r>
               <w:rPr>
                 <w:sz w:val="19"/>
@@ -984,9 +1153,12 @@
         </w:tc>
         <w:tc>
           <w:tcPr>
-            <w:tcW w:type="dxa" w:w="1728"/>
+            <w:tcW w:type="dxa" w:w="1872"/>
           </w:tcPr>
           <w:p>
+            <w:pPr>
+              <w:spacing w:before="40" w:after="40"/>
+            </w:pPr>
             <w:r>
               <w:rPr>
                 <w:sz w:val="19"/>
@@ -1011,9 +1183,12 @@
       <w:tr>
         <w:tc>
           <w:tcPr>
-            <w:tcW w:type="dxa" w:w="1728"/>
+            <w:tcW w:type="dxa" w:w="1872"/>
           </w:tcPr>
           <w:p>
+            <w:pPr>
+              <w:spacing w:before="40" w:after="40"/>
+            </w:pPr>
             <w:r>
               <w:rPr>
                 <w:sz w:val="19"/>
@@ -1029,9 +1204,12 @@
         </w:tc>
         <w:tc>
           <w:tcPr>
-            <w:tcW w:type="dxa" w:w="1728"/>
+            <w:tcW w:type="dxa" w:w="1872"/>
           </w:tcPr>
           <w:p>
+            <w:pPr>
+              <w:spacing w:before="40" w:after="40"/>
+            </w:pPr>
             <w:r>
               <w:rPr>
                 <w:sz w:val="19"/>
@@ -1047,9 +1225,12 @@
         </w:tc>
         <w:tc>
           <w:tcPr>
-            <w:tcW w:type="dxa" w:w="1728"/>
+            <w:tcW w:type="dxa" w:w="1872"/>
           </w:tcPr>
           <w:p>
+            <w:pPr>
+              <w:spacing w:before="40" w:after="40"/>
+            </w:pPr>
             <w:r>
               <w:rPr>
                 <w:sz w:val="19"/>
@@ -1066,9 +1247,12 @@
         </w:tc>
         <w:tc>
           <w:tcPr>
-            <w:tcW w:type="dxa" w:w="1728"/>
+            <w:tcW w:type="dxa" w:w="1872"/>
           </w:tcPr>
           <w:p>
+            <w:pPr>
+              <w:spacing w:before="40" w:after="40"/>
+            </w:pPr>
             <w:r>
               <w:rPr>
                 <w:sz w:val="19"/>
@@ -1084,9 +1268,12 @@
         </w:tc>
         <w:tc>
           <w:tcPr>
-            <w:tcW w:type="dxa" w:w="1728"/>
+            <w:tcW w:type="dxa" w:w="1872"/>
           </w:tcPr>
           <w:p>
+            <w:pPr>
+              <w:spacing w:before="40" w:after="40"/>
+            </w:pPr>
             <w:r>
               <w:rPr>
                 <w:sz w:val="19"/>
@@ -1111,9 +1298,12 @@
       <w:tr>
         <w:tc>
           <w:tcPr>
-            <w:tcW w:type="dxa" w:w="1728"/>
+            <w:tcW w:type="dxa" w:w="1872"/>
           </w:tcPr>
           <w:p>
+            <w:pPr>
+              <w:spacing w:before="40" w:after="40"/>
+            </w:pPr>
             <w:r>
               <w:rPr>
                 <w:sz w:val="19"/>
@@ -1129,9 +1319,12 @@
         </w:tc>
         <w:tc>
           <w:tcPr>
-            <w:tcW w:type="dxa" w:w="1728"/>
+            <w:tcW w:type="dxa" w:w="1872"/>
           </w:tcPr>
           <w:p>
+            <w:pPr>
+              <w:spacing w:before="40" w:after="40"/>
+            </w:pPr>
             <w:r>
               <w:rPr>
                 <w:sz w:val="19"/>
@@ -1147,9 +1340,12 @@
         </w:tc>
         <w:tc>
           <w:tcPr>
-            <w:tcW w:type="dxa" w:w="1728"/>
+            <w:tcW w:type="dxa" w:w="1872"/>
           </w:tcPr>
           <w:p>
+            <w:pPr>
+              <w:spacing w:before="40" w:after="40"/>
+            </w:pPr>
             <w:r>
               <w:rPr>
                 <w:sz w:val="19"/>
@@ -1166,9 +1362,12 @@
         </w:tc>
         <w:tc>
           <w:tcPr>
-            <w:tcW w:type="dxa" w:w="1728"/>
+            <w:tcW w:type="dxa" w:w="1872"/>
           </w:tcPr>
           <w:p>
+            <w:pPr>
+              <w:spacing w:before="40" w:after="40"/>
+            </w:pPr>
             <w:r>
               <w:rPr>
                 <w:sz w:val="19"/>
@@ -1184,9 +1383,12 @@
         </w:tc>
         <w:tc>
           <w:tcPr>
-            <w:tcW w:type="dxa" w:w="1728"/>
+            <w:tcW w:type="dxa" w:w="1872"/>
           </w:tcPr>
           <w:p>
+            <w:pPr>
+              <w:spacing w:before="40" w:after="40"/>
+            </w:pPr>
             <w:r>
               <w:rPr>
                 <w:sz w:val="19"/>
@@ -1205,9 +1407,12 @@
       <w:tr>
         <w:tc>
           <w:tcPr>
-            <w:tcW w:type="dxa" w:w="1728"/>
+            <w:tcW w:type="dxa" w:w="1872"/>
           </w:tcPr>
           <w:p>
+            <w:pPr>
+              <w:spacing w:before="40" w:after="40"/>
+            </w:pPr>
             <w:r>
               <w:rPr>
                 <w:sz w:val="19"/>
@@ -1223,9 +1428,12 @@
         </w:tc>
         <w:tc>
           <w:tcPr>
-            <w:tcW w:type="dxa" w:w="1728"/>
+            <w:tcW w:type="dxa" w:w="1872"/>
           </w:tcPr>
           <w:p>
+            <w:pPr>
+              <w:spacing w:before="40" w:after="40"/>
+            </w:pPr>
             <w:r>
               <w:rPr>
                 <w:sz w:val="19"/>
@@ -1241,9 +1449,12 @@
         </w:tc>
         <w:tc>
           <w:tcPr>
-            <w:tcW w:type="dxa" w:w="1728"/>
+            <w:tcW w:type="dxa" w:w="1872"/>
           </w:tcPr>
           <w:p>
+            <w:pPr>
+              <w:spacing w:before="40" w:after="40"/>
+            </w:pPr>
             <w:r>
               <w:rPr>
                 <w:sz w:val="19"/>
@@ -1260,9 +1471,12 @@
         </w:tc>
         <w:tc>
           <w:tcPr>
-            <w:tcW w:type="dxa" w:w="1728"/>
+            <w:tcW w:type="dxa" w:w="1872"/>
           </w:tcPr>
           <w:p>
+            <w:pPr>
+              <w:spacing w:before="40" w:after="40"/>
+            </w:pPr>
             <w:r>
               <w:rPr>
                 <w:sz w:val="19"/>
@@ -1278,9 +1492,12 @@
         </w:tc>
         <w:tc>
           <w:tcPr>
-            <w:tcW w:type="dxa" w:w="1728"/>
+            <w:tcW w:type="dxa" w:w="1872"/>
           </w:tcPr>
           <w:p>
+            <w:pPr>
+              <w:spacing w:before="40" w:after="40"/>
+            </w:pPr>
             <w:r>
               <w:rPr>
                 <w:sz w:val="19"/>
@@ -1331,9 +1548,12 @@
       <w:tr>
         <w:tc>
           <w:tcPr>
-            <w:tcW w:type="dxa" w:w="1728"/>
+            <w:tcW w:type="dxa" w:w="1872"/>
           </w:tcPr>
           <w:p>
+            <w:pPr>
+              <w:spacing w:before="40" w:after="40"/>
+            </w:pPr>
             <w:r>
               <w:rPr>
                 <w:sz w:val="19"/>
@@ -1349,9 +1569,12 @@
         </w:tc>
         <w:tc>
           <w:tcPr>
-            <w:tcW w:type="dxa" w:w="1728"/>
+            <w:tcW w:type="dxa" w:w="1872"/>
           </w:tcPr>
           <w:p>
+            <w:pPr>
+              <w:spacing w:before="40" w:after="40"/>
+            </w:pPr>
             <w:r>
               <w:rPr>
                 <w:sz w:val="19"/>
@@ -1367,9 +1590,12 @@
         </w:tc>
         <w:tc>
           <w:tcPr>
-            <w:tcW w:type="dxa" w:w="1728"/>
+            <w:tcW w:type="dxa" w:w="1872"/>
           </w:tcPr>
           <w:p>
+            <w:pPr>
+              <w:spacing w:before="40" w:after="40"/>
+            </w:pPr>
             <w:r>
               <w:rPr>
                 <w:sz w:val="19"/>
@@ -1386,9 +1612,12 @@
         </w:tc>
         <w:tc>
           <w:tcPr>
-            <w:tcW w:type="dxa" w:w="1728"/>
+            <w:tcW w:type="dxa" w:w="1872"/>
           </w:tcPr>
           <w:p>
+            <w:pPr>
+              <w:spacing w:before="40" w:after="40"/>
+            </w:pPr>
             <w:r>
               <w:rPr>
                 <w:sz w:val="19"/>
@@ -1398,9 +1627,12 @@
         </w:tc>
         <w:tc>
           <w:tcPr>
-            <w:tcW w:type="dxa" w:w="1728"/>
+            <w:tcW w:type="dxa" w:w="1872"/>
           </w:tcPr>
           <w:p>
+            <w:pPr>
+              <w:spacing w:before="40" w:after="40"/>
+            </w:pPr>
             <w:r>
               <w:rPr>
                 <w:sz w:val="19"/>
@@ -1418,9 +1650,12 @@
       <w:tr>
         <w:tc>
           <w:tcPr>
-            <w:tcW w:type="dxa" w:w="1728"/>
+            <w:tcW w:type="dxa" w:w="1872"/>
           </w:tcPr>
           <w:p>
+            <w:pPr>
+              <w:spacing w:before="40" w:after="40"/>
+            </w:pPr>
             <w:r>
               <w:rPr>
                 <w:sz w:val="19"/>
@@ -1436,9 +1671,12 @@
         </w:tc>
         <w:tc>
           <w:tcPr>
-            <w:tcW w:type="dxa" w:w="1728"/>
+            <w:tcW w:type="dxa" w:w="1872"/>
           </w:tcPr>
           <w:p>
+            <w:pPr>
+              <w:spacing w:before="40" w:after="40"/>
+            </w:pPr>
             <w:r>
               <w:rPr>
                 <w:sz w:val="19"/>
@@ -1454,9 +1692,12 @@
         </w:tc>
         <w:tc>
           <w:tcPr>
-            <w:tcW w:type="dxa" w:w="1728"/>
+            <w:tcW w:type="dxa" w:w="1872"/>
           </w:tcPr>
           <w:p>
+            <w:pPr>
+              <w:spacing w:before="40" w:after="40"/>
+            </w:pPr>
             <w:r>
               <w:rPr>
                 <w:sz w:val="19"/>
@@ -1473,9 +1714,12 @@
         </w:tc>
         <w:tc>
           <w:tcPr>
-            <w:tcW w:type="dxa" w:w="1728"/>
+            <w:tcW w:type="dxa" w:w="1872"/>
           </w:tcPr>
           <w:p>
+            <w:pPr>
+              <w:spacing w:before="40" w:after="40"/>
+            </w:pPr>
             <w:r>
               <w:rPr>
                 <w:sz w:val="19"/>
@@ -1485,9 +1729,12 @@
         </w:tc>
         <w:tc>
           <w:tcPr>
-            <w:tcW w:type="dxa" w:w="1728"/>
+            <w:tcW w:type="dxa" w:w="1872"/>
           </w:tcPr>
           <w:p>
+            <w:pPr>
+              <w:spacing w:before="40" w:after="40"/>
+            </w:pPr>
             <w:r>
               <w:rPr>
                 <w:sz w:val="19"/>
@@ -1505,6 +1752,9 @@
     </w:tbl>
     <w:p/>
     <w:p>
+      <w:pPr>
+        <w:spacing w:before="20" w:after="60"/>
+      </w:pPr>
       <w:r>
         <w:t xml:space="preserve">Tuỳ chọn chung: </w:t>
       </w:r>
@@ -1550,6 +1800,9 @@
       </w:r>
     </w:p>
     <w:p>
+      <w:pPr>
+        <w:spacing w:before="20" w:after="60"/>
+      </w:pPr>
       <w:r>
         <w:t>Tính chất bắt buộc của mỗi bước:</w:t>
       </w:r>
@@ -1651,16 +1904,19 @@
         <w:tblLook w:firstColumn="1" w:firstRow="1" w:lastColumn="0" w:lastRow="0" w:noHBand="0" w:noVBand="1" w:val="04A0"/>
       </w:tblPr>
       <w:tblGrid>
-        <w:gridCol w:w="4320"/>
-        <w:gridCol w:w="4320"/>
+        <w:gridCol w:w="4680"/>
+        <w:gridCol w:w="4680"/>
       </w:tblGrid>
       <w:tr>
         <w:tc>
           <w:tcPr>
-            <w:tcW w:type="dxa" w:w="4320"/>
+            <w:tcW w:type="dxa" w:w="4680"/>
             <w:shd w:val="clear" w:color="auto" w:fill="D9C48A"/>
           </w:tcPr>
           <w:p>
+            <w:pPr>
+              <w:spacing w:before="60" w:after="60"/>
+            </w:pPr>
             <w:r>
               <w:rPr>
                 <w:b/>
@@ -1678,10 +1934,13 @@
         </w:tc>
         <w:tc>
           <w:tcPr>
-            <w:tcW w:type="dxa" w:w="4320"/>
+            <w:tcW w:type="dxa" w:w="4680"/>
             <w:shd w:val="clear" w:color="auto" w:fill="D9C48A"/>
           </w:tcPr>
           <w:p>
+            <w:pPr>
+              <w:spacing w:before="60" w:after="60"/>
+            </w:pPr>
             <w:r>
               <w:rPr>
                 <w:b/>
@@ -1701,9 +1960,12 @@
       <w:tr>
         <w:tc>
           <w:tcPr>
-            <w:tcW w:type="dxa" w:w="4320"/>
+            <w:tcW w:type="dxa" w:w="4680"/>
           </w:tcPr>
           <w:p>
+            <w:pPr>
+              <w:spacing w:before="40" w:after="40"/>
+            </w:pPr>
             <w:r>
               <w:rPr>
                 <w:sz w:val="19"/>
@@ -1719,9 +1981,12 @@
         </w:tc>
         <w:tc>
           <w:tcPr>
-            <w:tcW w:type="dxa" w:w="4320"/>
+            <w:tcW w:type="dxa" w:w="4680"/>
           </w:tcPr>
           <w:p>
+            <w:pPr>
+              <w:spacing w:before="40" w:after="40"/>
+            </w:pPr>
             <w:r>
               <w:rPr>
                 <w:sz w:val="19"/>
@@ -1740,9 +2005,12 @@
       <w:tr>
         <w:tc>
           <w:tcPr>
-            <w:tcW w:type="dxa" w:w="4320"/>
+            <w:tcW w:type="dxa" w:w="4680"/>
           </w:tcPr>
           <w:p>
+            <w:pPr>
+              <w:spacing w:before="40" w:after="40"/>
+            </w:pPr>
             <w:r>
               <w:rPr>
                 <w:sz w:val="19"/>
@@ -1758,9 +2026,12 @@
         </w:tc>
         <w:tc>
           <w:tcPr>
-            <w:tcW w:type="dxa" w:w="4320"/>
+            <w:tcW w:type="dxa" w:w="4680"/>
           </w:tcPr>
           <w:p>
+            <w:pPr>
+              <w:spacing w:before="40" w:after="40"/>
+            </w:pPr>
             <w:r>
               <w:rPr>
                 <w:sz w:val="19"/>
@@ -1785,9 +2056,12 @@
       <w:tr>
         <w:tc>
           <w:tcPr>
-            <w:tcW w:type="dxa" w:w="4320"/>
+            <w:tcW w:type="dxa" w:w="4680"/>
           </w:tcPr>
           <w:p>
+            <w:pPr>
+              <w:spacing w:before="40" w:after="40"/>
+            </w:pPr>
             <w:r>
               <w:rPr>
                 <w:sz w:val="19"/>
@@ -1803,9 +2077,12 @@
         </w:tc>
         <w:tc>
           <w:tcPr>
-            <w:tcW w:type="dxa" w:w="4320"/>
+            <w:tcW w:type="dxa" w:w="4680"/>
           </w:tcPr>
           <w:p>
+            <w:pPr>
+              <w:spacing w:before="40" w:after="40"/>
+            </w:pPr>
             <w:r>
               <w:rPr>
                 <w:sz w:val="19"/>
@@ -1830,9 +2107,12 @@
       <w:tr>
         <w:tc>
           <w:tcPr>
-            <w:tcW w:type="dxa" w:w="4320"/>
+            <w:tcW w:type="dxa" w:w="4680"/>
           </w:tcPr>
           <w:p>
+            <w:pPr>
+              <w:spacing w:before="40" w:after="40"/>
+            </w:pPr>
             <w:r>
               <w:rPr>
                 <w:sz w:val="19"/>
@@ -1848,9 +2128,12 @@
         </w:tc>
         <w:tc>
           <w:tcPr>
-            <w:tcW w:type="dxa" w:w="4320"/>
+            <w:tcW w:type="dxa" w:w="4680"/>
           </w:tcPr>
           <w:p>
+            <w:pPr>
+              <w:spacing w:before="40" w:after="40"/>
+            </w:pPr>
             <w:r>
               <w:rPr>
                 <w:sz w:val="19"/>
@@ -1882,9 +2165,12 @@
       <w:tr>
         <w:tc>
           <w:tcPr>
-            <w:tcW w:type="dxa" w:w="4320"/>
+            <w:tcW w:type="dxa" w:w="4680"/>
           </w:tcPr>
           <w:p>
+            <w:pPr>
+              <w:spacing w:before="40" w:after="40"/>
+            </w:pPr>
             <w:r>
               <w:rPr>
                 <w:sz w:val="19"/>
@@ -1900,9 +2186,12 @@
         </w:tc>
         <w:tc>
           <w:tcPr>
-            <w:tcW w:type="dxa" w:w="4320"/>
+            <w:tcW w:type="dxa" w:w="4680"/>
           </w:tcPr>
           <w:p>
+            <w:pPr>
+              <w:spacing w:before="40" w:after="40"/>
+            </w:pPr>
             <w:r>
               <w:rPr>
                 <w:sz w:val="19"/>
@@ -1933,9 +2222,12 @@
       <w:tr>
         <w:tc>
           <w:tcPr>
-            <w:tcW w:type="dxa" w:w="4320"/>
+            <w:tcW w:type="dxa" w:w="4680"/>
           </w:tcPr>
           <w:p>
+            <w:pPr>
+              <w:spacing w:before="40" w:after="40"/>
+            </w:pPr>
             <w:r>
               <w:rPr>
                 <w:sz w:val="19"/>
@@ -1951,9 +2243,12 @@
         </w:tc>
         <w:tc>
           <w:tcPr>
-            <w:tcW w:type="dxa" w:w="4320"/>
+            <w:tcW w:type="dxa" w:w="4680"/>
           </w:tcPr>
           <w:p>
+            <w:pPr>
+              <w:spacing w:before="40" w:after="40"/>
+            </w:pPr>
             <w:r>
               <w:rPr>
                 <w:sz w:val="19"/>
@@ -1984,9 +2279,12 @@
       <w:tr>
         <w:tc>
           <w:tcPr>
-            <w:tcW w:type="dxa" w:w="4320"/>
+            <w:tcW w:type="dxa" w:w="4680"/>
           </w:tcPr>
           <w:p>
+            <w:pPr>
+              <w:spacing w:before="40" w:after="40"/>
+            </w:pPr>
             <w:r>
               <w:rPr>
                 <w:sz w:val="19"/>
@@ -2002,9 +2300,12 @@
         </w:tc>
         <w:tc>
           <w:tcPr>
-            <w:tcW w:type="dxa" w:w="4320"/>
+            <w:tcW w:type="dxa" w:w="4680"/>
           </w:tcPr>
           <w:p>
+            <w:pPr>
+              <w:spacing w:before="40" w:after="40"/>
+            </w:pPr>
             <w:r>
               <w:rPr>
                 <w:sz w:val="19"/>
@@ -2063,16 +2364,19 @@
         <w:tblLook w:firstColumn="1" w:firstRow="1" w:lastColumn="0" w:lastRow="0" w:noHBand="0" w:noVBand="1" w:val="04A0"/>
       </w:tblPr>
       <w:tblGrid>
-        <w:gridCol w:w="4320"/>
-        <w:gridCol w:w="4320"/>
+        <w:gridCol w:w="4680"/>
+        <w:gridCol w:w="4680"/>
       </w:tblGrid>
       <w:tr>
         <w:tc>
           <w:tcPr>
-            <w:tcW w:type="dxa" w:w="4320"/>
+            <w:tcW w:type="dxa" w:w="4680"/>
             <w:shd w:val="clear" w:color="auto" w:fill="D9C48A"/>
           </w:tcPr>
           <w:p>
+            <w:pPr>
+              <w:spacing w:before="60" w:after="60"/>
+            </w:pPr>
             <w:r>
               <w:rPr>
                 <w:b/>
@@ -2090,10 +2394,13 @@
         </w:tc>
         <w:tc>
           <w:tcPr>
-            <w:tcW w:type="dxa" w:w="4320"/>
+            <w:tcW w:type="dxa" w:w="4680"/>
             <w:shd w:val="clear" w:color="auto" w:fill="D9C48A"/>
           </w:tcPr>
           <w:p>
+            <w:pPr>
+              <w:spacing w:before="60" w:after="60"/>
+            </w:pPr>
             <w:r>
               <w:rPr>
                 <w:b/>
@@ -2113,9 +2420,12 @@
       <w:tr>
         <w:tc>
           <w:tcPr>
-            <w:tcW w:type="dxa" w:w="4320"/>
+            <w:tcW w:type="dxa" w:w="4680"/>
           </w:tcPr>
           <w:p>
+            <w:pPr>
+              <w:spacing w:before="40" w:after="40"/>
+            </w:pPr>
             <w:r>
               <w:rPr>
                 <w:sz w:val="19"/>
@@ -2131,9 +2441,12 @@
         </w:tc>
         <w:tc>
           <w:tcPr>
-            <w:tcW w:type="dxa" w:w="4320"/>
+            <w:tcW w:type="dxa" w:w="4680"/>
           </w:tcPr>
           <w:p>
+            <w:pPr>
+              <w:spacing w:before="40" w:after="40"/>
+            </w:pPr>
             <w:r>
               <w:rPr>
                 <w:sz w:val="19"/>
@@ -2197,9 +2510,12 @@
       <w:tr>
         <w:tc>
           <w:tcPr>
-            <w:tcW w:type="dxa" w:w="4320"/>
+            <w:tcW w:type="dxa" w:w="4680"/>
           </w:tcPr>
           <w:p>
+            <w:pPr>
+              <w:spacing w:before="40" w:after="40"/>
+            </w:pPr>
             <w:r>
               <w:rPr>
                 <w:sz w:val="19"/>
@@ -2215,9 +2531,12 @@
         </w:tc>
         <w:tc>
           <w:tcPr>
-            <w:tcW w:type="dxa" w:w="4320"/>
+            <w:tcW w:type="dxa" w:w="4680"/>
           </w:tcPr>
           <w:p>
+            <w:pPr>
+              <w:spacing w:before="40" w:after="40"/>
+            </w:pPr>
             <w:r>
               <w:rPr>
                 <w:sz w:val="19"/>
@@ -2262,9 +2581,12 @@
       <w:tr>
         <w:tc>
           <w:tcPr>
-            <w:tcW w:type="dxa" w:w="4320"/>
+            <w:tcW w:type="dxa" w:w="4680"/>
           </w:tcPr>
           <w:p>
+            <w:pPr>
+              <w:spacing w:before="40" w:after="40"/>
+            </w:pPr>
             <w:r>
               <w:rPr>
                 <w:sz w:val="19"/>
@@ -2280,9 +2602,12 @@
         </w:tc>
         <w:tc>
           <w:tcPr>
-            <w:tcW w:type="dxa" w:w="4320"/>
+            <w:tcW w:type="dxa" w:w="4680"/>
           </w:tcPr>
           <w:p>
+            <w:pPr>
+              <w:spacing w:before="40" w:after="40"/>
+            </w:pPr>
             <w:r>
               <w:rPr>
                 <w:sz w:val="19"/>
@@ -2314,9 +2639,12 @@
       <w:tr>
         <w:tc>
           <w:tcPr>
-            <w:tcW w:type="dxa" w:w="4320"/>
+            <w:tcW w:type="dxa" w:w="4680"/>
           </w:tcPr>
           <w:p>
+            <w:pPr>
+              <w:spacing w:before="40" w:after="40"/>
+            </w:pPr>
             <w:r>
               <w:rPr>
                 <w:sz w:val="19"/>
@@ -2332,9 +2660,12 @@
         </w:tc>
         <w:tc>
           <w:tcPr>
-            <w:tcW w:type="dxa" w:w="4320"/>
+            <w:tcW w:type="dxa" w:w="4680"/>
           </w:tcPr>
           <w:p>
+            <w:pPr>
+              <w:spacing w:before="40" w:after="40"/>
+            </w:pPr>
             <w:r>
               <w:rPr>
                 <w:sz w:val="19"/>
@@ -2391,9 +2722,12 @@
       <w:tr>
         <w:tc>
           <w:tcPr>
-            <w:tcW w:type="dxa" w:w="4320"/>
+            <w:tcW w:type="dxa" w:w="4680"/>
           </w:tcPr>
           <w:p>
+            <w:pPr>
+              <w:spacing w:before="40" w:after="40"/>
+            </w:pPr>
             <w:r>
               <w:rPr>
                 <w:sz w:val="19"/>
@@ -2409,9 +2743,12 @@
         </w:tc>
         <w:tc>
           <w:tcPr>
-            <w:tcW w:type="dxa" w:w="4320"/>
+            <w:tcW w:type="dxa" w:w="4680"/>
           </w:tcPr>
           <w:p>
+            <w:pPr>
+              <w:spacing w:before="40" w:after="40"/>
+            </w:pPr>
             <w:r>
               <w:rPr>
                 <w:sz w:val="19"/>
@@ -2443,9 +2780,12 @@
       <w:tr>
         <w:tc>
           <w:tcPr>
-            <w:tcW w:type="dxa" w:w="4320"/>
+            <w:tcW w:type="dxa" w:w="4680"/>
           </w:tcPr>
           <w:p>
+            <w:pPr>
+              <w:spacing w:before="40" w:after="40"/>
+            </w:pPr>
             <w:r>
               <w:rPr>
                 <w:sz w:val="19"/>
@@ -2461,9 +2801,12 @@
         </w:tc>
         <w:tc>
           <w:tcPr>
-            <w:tcW w:type="dxa" w:w="4320"/>
+            <w:tcW w:type="dxa" w:w="4680"/>
           </w:tcPr>
           <w:p>
+            <w:pPr>
+              <w:spacing w:before="40" w:after="40"/>
+            </w:pPr>
             <w:r>
               <w:rPr>
                 <w:sz w:val="19"/>
@@ -2507,9 +2850,12 @@
       <w:tr>
         <w:tc>
           <w:tcPr>
-            <w:tcW w:type="dxa" w:w="4320"/>
+            <w:tcW w:type="dxa" w:w="4680"/>
           </w:tcPr>
           <w:p>
+            <w:pPr>
+              <w:spacing w:before="40" w:after="40"/>
+            </w:pPr>
             <w:r>
               <w:rPr>
                 <w:sz w:val="19"/>
@@ -2525,9 +2871,12 @@
         </w:tc>
         <w:tc>
           <w:tcPr>
-            <w:tcW w:type="dxa" w:w="4320"/>
+            <w:tcW w:type="dxa" w:w="4680"/>
           </w:tcPr>
           <w:p>
+            <w:pPr>
+              <w:spacing w:before="40" w:after="40"/>
+            </w:pPr>
             <w:r>
               <w:rPr>
                 <w:sz w:val="19"/>
@@ -2584,9 +2933,12 @@
       <w:tr>
         <w:tc>
           <w:tcPr>
-            <w:tcW w:type="dxa" w:w="4320"/>
+            <w:tcW w:type="dxa" w:w="4680"/>
           </w:tcPr>
           <w:p>
+            <w:pPr>
+              <w:spacing w:before="40" w:after="40"/>
+            </w:pPr>
             <w:r>
               <w:rPr>
                 <w:sz w:val="19"/>
@@ -2602,9 +2954,12 @@
         </w:tc>
         <w:tc>
           <w:tcPr>
-            <w:tcW w:type="dxa" w:w="4320"/>
+            <w:tcW w:type="dxa" w:w="4680"/>
           </w:tcPr>
           <w:p>
+            <w:pPr>
+              <w:spacing w:before="40" w:after="40"/>
+            </w:pPr>
             <w:r>
               <w:rPr>
                 <w:sz w:val="19"/>
@@ -2629,6 +2984,9 @@
     </w:tbl>
     <w:p/>
     <w:p>
+      <w:pPr>
+        <w:spacing w:before="20" w:after="60"/>
+      </w:pPr>
       <w:r>
         <w:t>Nguồn dữ liệu mới phải cung cấp lore Elden Ring base game.</w:t>
       </w:r>
@@ -2828,7 +3186,7 @@
     </w:p>
     <w:sectPr>
       <w:pgSz w:w="12240" w:h="15840"/>
-      <w:pgMar w:top="1440" w:right="1800" w:bottom="1440" w:left="1800" w:header="720" w:footer="720" w:gutter="0"/>
+      <w:pgMar w:top="1440" w:right="1440" w:bottom="1440" w:left="1440" w:header="720" w:footer="720" w:gutter="0"/>
       <w:cols w:space="720"/>
       <w:docGrid w:linePitch="360"/>
     </w:sectPr>
@@ -3201,6 +3559,7 @@
     <w:rsid w:val="00FC693F"/>
     <w:rPr>
       <w:rFonts w:ascii="Calibri" w:hAnsi="Calibri"/>
+      <w:color w:val="24292F"/>
       <w:sz w:val="22"/>
     </w:rPr>
   </w:style>

--- a/docs/export/04_ARCHITECTURE.docx
+++ b/docs/export/04_ARCHITECTURE.docx
@@ -2773,6 +2773,314 @@
                 <w:sz w:val="19"/>
               </w:rPr>
               <w:t>app/adapters/web_search.py</w:t>
+            </w:r>
+          </w:p>
+        </w:tc>
+      </w:tr>
+      <w:tr>
+        <w:tc>
+          <w:tcPr>
+            <w:tcW w:type="dxa" w:w="4680"/>
+          </w:tcPr>
+          <w:p>
+            <w:pPr>
+              <w:spacing w:before="40" w:after="40"/>
+            </w:pPr>
+            <w:r>
+              <w:rPr>
+                <w:sz w:val="19"/>
+              </w:rPr>
+            </w:r>
+            <w:r>
+              <w:rPr>
+                <w:sz w:val="19"/>
+              </w:rPr>
+              <w:t>Thêm tài nguyên dùng chung (LLM, encoder, client mới)</w:t>
+            </w:r>
+          </w:p>
+        </w:tc>
+        <w:tc>
+          <w:tcPr>
+            <w:tcW w:type="dxa" w:w="4680"/>
+          </w:tcPr>
+          <w:p>
+            <w:pPr>
+              <w:spacing w:before="40" w:after="40"/>
+            </w:pPr>
+            <w:r>
+              <w:rPr>
+                <w:sz w:val="19"/>
+              </w:rPr>
+            </w:r>
+            <w:r>
+              <w:rPr>
+                <w:sz w:val="19"/>
+              </w:rPr>
+              <w:t xml:space="preserve">Thuộc tính + khởi tạo trong </w:t>
+            </w:r>
+            <w:r>
+              <w:rPr>
+                <w:rFonts w:ascii="Consolas" w:hAnsi="Consolas"/>
+                <w:sz w:val="19"/>
+              </w:rPr>
+              <w:t>app/context.py</w:t>
+            </w:r>
+            <w:r>
+              <w:rPr>
+                <w:sz w:val="19"/>
+              </w:rPr>
+              <w:t xml:space="preserve">, gọi </w:t>
+            </w:r>
+            <w:r>
+              <w:rPr>
+                <w:rFonts w:ascii="Consolas" w:hAnsi="Consolas"/>
+                <w:sz w:val="19"/>
+              </w:rPr>
+              <w:t>ctx.register(name, close=…, check=…)</w:t>
+            </w:r>
+            <w:r>
+              <w:rPr>
+                <w:sz w:val="19"/>
+              </w:rPr>
+              <w:t xml:space="preserve"> → tự có trong </w:t>
+            </w:r>
+            <w:r>
+              <w:rPr>
+                <w:rFonts w:ascii="Consolas" w:hAnsi="Consolas"/>
+                <w:sz w:val="19"/>
+              </w:rPr>
+              <w:t>/health</w:t>
+            </w:r>
+            <w:r>
+              <w:rPr>
+                <w:sz w:val="19"/>
+              </w:rPr>
+              <w:t xml:space="preserve"> và tự đóng khi tắt app</w:t>
+            </w:r>
+          </w:p>
+        </w:tc>
+      </w:tr>
+      <w:tr>
+        <w:tc>
+          <w:tcPr>
+            <w:tcW w:type="dxa" w:w="4680"/>
+          </w:tcPr>
+          <w:p>
+            <w:pPr>
+              <w:spacing w:before="40" w:after="40"/>
+            </w:pPr>
+            <w:r>
+              <w:rPr>
+                <w:sz w:val="19"/>
+              </w:rPr>
+            </w:r>
+            <w:r>
+              <w:rPr>
+                <w:sz w:val="19"/>
+              </w:rPr>
+              <w:t>Thêm endpoint</w:t>
+            </w:r>
+          </w:p>
+        </w:tc>
+        <w:tc>
+          <w:tcPr>
+            <w:tcW w:type="dxa" w:w="4680"/>
+          </w:tcPr>
+          <w:p>
+            <w:pPr>
+              <w:spacing w:before="40" w:after="40"/>
+            </w:pPr>
+            <w:r>
+              <w:rPr>
+                <w:sz w:val="19"/>
+              </w:rPr>
+            </w:r>
+            <w:r>
+              <w:rPr>
+                <w:sz w:val="19"/>
+              </w:rPr>
+              <w:t xml:space="preserve">File mới trong </w:t>
+            </w:r>
+            <w:r>
+              <w:rPr>
+                <w:rFonts w:ascii="Consolas" w:hAnsi="Consolas"/>
+                <w:sz w:val="19"/>
+              </w:rPr>
+              <w:t>app/api/routes/</w:t>
+            </w:r>
+            <w:r>
+              <w:rPr>
+                <w:sz w:val="19"/>
+              </w:rPr>
+              <w:t xml:space="preserve"> (một </w:t>
+            </w:r>
+            <w:r>
+              <w:rPr>
+                <w:rFonts w:ascii="Consolas" w:hAnsi="Consolas"/>
+                <w:sz w:val="19"/>
+              </w:rPr>
+              <w:t>APIRouter</w:t>
+            </w:r>
+            <w:r>
+              <w:rPr>
+                <w:sz w:val="19"/>
+              </w:rPr>
+              <w:t xml:space="preserve">) + schema trong </w:t>
+            </w:r>
+            <w:r>
+              <w:rPr>
+                <w:rFonts w:ascii="Consolas" w:hAnsi="Consolas"/>
+                <w:sz w:val="19"/>
+              </w:rPr>
+              <w:t>app/api/schemas/</w:t>
+            </w:r>
+            <w:r>
+              <w:rPr>
+                <w:sz w:val="19"/>
+              </w:rPr>
+              <w:t xml:space="preserve"> + 1 dòng </w:t>
+            </w:r>
+            <w:r>
+              <w:rPr>
+                <w:rFonts w:ascii="Consolas" w:hAnsi="Consolas"/>
+                <w:sz w:val="19"/>
+              </w:rPr>
+              <w:t>include_router</w:t>
+            </w:r>
+            <w:r>
+              <w:rPr>
+                <w:sz w:val="19"/>
+              </w:rPr>
+              <w:t xml:space="preserve"> trong </w:t>
+            </w:r>
+            <w:r>
+              <w:rPr>
+                <w:rFonts w:ascii="Consolas" w:hAnsi="Consolas"/>
+                <w:sz w:val="19"/>
+              </w:rPr>
+              <w:t>app/api/router.py</w:t>
+            </w:r>
+          </w:p>
+        </w:tc>
+      </w:tr>
+      <w:tr>
+        <w:tc>
+          <w:tcPr>
+            <w:tcW w:type="dxa" w:w="4680"/>
+          </w:tcPr>
+          <w:p>
+            <w:pPr>
+              <w:spacing w:before="40" w:after="40"/>
+            </w:pPr>
+            <w:r>
+              <w:rPr>
+                <w:sz w:val="19"/>
+              </w:rPr>
+            </w:r>
+            <w:r>
+              <w:rPr>
+                <w:sz w:val="19"/>
+              </w:rPr>
+              <w:t>Thêm middleware</w:t>
+            </w:r>
+          </w:p>
+        </w:tc>
+        <w:tc>
+          <w:tcPr>
+            <w:tcW w:type="dxa" w:w="4680"/>
+          </w:tcPr>
+          <w:p>
+            <w:pPr>
+              <w:spacing w:before="40" w:after="40"/>
+            </w:pPr>
+            <w:r>
+              <w:rPr>
+                <w:sz w:val="19"/>
+              </w:rPr>
+            </w:r>
+            <w:r>
+              <w:rPr>
+                <w:rFonts w:ascii="Consolas" w:hAnsi="Consolas"/>
+                <w:sz w:val="19"/>
+              </w:rPr>
+              <w:t>app/middleware.py</w:t>
+            </w:r>
+            <w:r>
+              <w:rPr>
+                <w:sz w:val="19"/>
+              </w:rPr>
+              <w:t xml:space="preserve"> → </w:t>
+            </w:r>
+            <w:r>
+              <w:rPr>
+                <w:rFonts w:ascii="Consolas" w:hAnsi="Consolas"/>
+                <w:sz w:val="19"/>
+              </w:rPr>
+              <w:t>install_middleware()</w:t>
+            </w:r>
+          </w:p>
+        </w:tc>
+      </w:tr>
+      <w:tr>
+        <w:tc>
+          <w:tcPr>
+            <w:tcW w:type="dxa" w:w="4680"/>
+          </w:tcPr>
+          <w:p>
+            <w:pPr>
+              <w:spacing w:before="40" w:after="40"/>
+            </w:pPr>
+            <w:r>
+              <w:rPr>
+                <w:sz w:val="19"/>
+              </w:rPr>
+            </w:r>
+            <w:r>
+              <w:rPr>
+                <w:sz w:val="19"/>
+              </w:rPr>
+              <w:t>Thêm tham số cấu hình</w:t>
+            </w:r>
+          </w:p>
+        </w:tc>
+        <w:tc>
+          <w:tcPr>
+            <w:tcW w:type="dxa" w:w="4680"/>
+          </w:tcPr>
+          <w:p>
+            <w:pPr>
+              <w:spacing w:before="40" w:after="40"/>
+            </w:pPr>
+            <w:r>
+              <w:rPr>
+                <w:sz w:val="19"/>
+              </w:rPr>
+            </w:r>
+            <w:r>
+              <w:rPr>
+                <w:sz w:val="19"/>
+              </w:rPr>
+              <w:t xml:space="preserve">Trường mới trong </w:t>
+            </w:r>
+            <w:r>
+              <w:rPr>
+                <w:rFonts w:ascii="Consolas" w:hAnsi="Consolas"/>
+                <w:sz w:val="19"/>
+              </w:rPr>
+              <w:t>core/config.py</w:t>
+            </w:r>
+            <w:r>
+              <w:rPr>
+                <w:sz w:val="19"/>
+              </w:rPr>
+              <w:t xml:space="preserve"> (đúng nhóm) + dòng mẫu trong </w:t>
+            </w:r>
+            <w:r>
+              <w:rPr>
+                <w:rFonts w:ascii="Consolas" w:hAnsi="Consolas"/>
+                <w:sz w:val="19"/>
+              </w:rPr>
+              <w:t>.env.example</w:t>
             </w:r>
           </w:p>
         </w:tc>

--- a/docs/export/04_ARCHITECTURE.docx
+++ b/docs/export/04_ARCHITECTURE.docx
@@ -3081,6 +3081,38 @@
                 <w:sz w:val="19"/>
               </w:rPr>
               <w:t>.env.example</w:t>
+            </w:r>
+            <w:r>
+              <w:rPr>
+                <w:sz w:val="19"/>
+              </w:rPr>
+              <w:t xml:space="preserve"> + </w:t>
+            </w:r>
+            <w:r>
+              <w:rPr>
+                <w:rFonts w:ascii="Consolas" w:hAnsi="Consolas"/>
+                <w:sz w:val="19"/>
+              </w:rPr>
+              <w:t>environment:</w:t>
+            </w:r>
+            <w:r>
+              <w:rPr>
+                <w:sz w:val="19"/>
+              </w:rPr>
+              <w:t xml:space="preserve"> của service cần nó trong </w:t>
+            </w:r>
+            <w:r>
+              <w:rPr>
+                <w:rFonts w:ascii="Consolas" w:hAnsi="Consolas"/>
+                <w:sz w:val="19"/>
+              </w:rPr>
+              <w:t>docker-compose.yml</w:t>
+            </w:r>
+            <w:r>
+              <w:rPr>
+                <w:sz w:val="19"/>
+              </w:rPr>
+              <w:t xml:space="preserve"> (README → Cấu hình)</w:t>
             </w:r>
           </w:p>
         </w:tc>
